--- a/DevOpsLabs/Лаба6_отчет.docx
+++ b/DevOpsLabs/Лаба6_отчет.docx
@@ -493,7 +493,6 @@
         <w:spacing w:line="240" w:lineRule="auto"/>
         <w:rPr>
           <w:rFonts w:ascii="Times New Roman" w:hAnsi="Times New Roman" w:cs="Times New Roman"/>
-          <w:lang w:val="en-US"/>
         </w:rPr>
       </w:pPr>
       <w:r>
@@ -583,7 +582,6 @@
           <w:color w:val="auto"/>
           <w:sz w:val="22"/>
           <w:szCs w:val="22"/>
-          <w:lang w:val="en-US"/>
         </w:rPr>
       </w:pPr>
       <w:r>
@@ -605,7 +603,6 @@
           <w:color w:val="auto"/>
           <w:sz w:val="22"/>
           <w:szCs w:val="22"/>
-          <w:lang w:val="en-US"/>
         </w:rPr>
       </w:pPr>
       <w:r>
@@ -627,7 +624,6 @@
           <w:color w:val="auto"/>
           <w:sz w:val="22"/>
           <w:szCs w:val="22"/>
-          <w:lang w:val="en-US"/>
         </w:rPr>
       </w:pPr>
       <w:r>
@@ -665,7 +661,6 @@
           <w:color w:val="auto"/>
           <w:sz w:val="22"/>
           <w:szCs w:val="22"/>
-          <w:lang w:val="en-US"/>
         </w:rPr>
         <w:br/>
       </w:r>
@@ -704,7 +699,6 @@
           <w:color w:val="auto"/>
           <w:sz w:val="22"/>
           <w:szCs w:val="22"/>
-          <w:lang w:val="en-US"/>
         </w:rPr>
         <w:br/>
       </w:r>
@@ -743,7 +737,6 @@
           <w:color w:val="auto"/>
           <w:sz w:val="22"/>
           <w:szCs w:val="22"/>
-          <w:lang w:val="en-US"/>
         </w:rPr>
         <w:br/>
       </w:r>
@@ -786,7 +779,6 @@
           <w:color w:val="auto"/>
           <w:sz w:val="22"/>
           <w:szCs w:val="22"/>
-          <w:lang w:val="en-US"/>
         </w:rPr>
       </w:pPr>
       <w:r>
@@ -828,7 +820,6 @@
           <w:color w:val="auto"/>
           <w:sz w:val="22"/>
           <w:szCs w:val="22"/>
-          <w:lang w:val="en-US"/>
         </w:rPr>
       </w:pPr>
       <w:r>
@@ -870,7 +861,6 @@
           <w:color w:val="auto"/>
           <w:sz w:val="22"/>
           <w:szCs w:val="22"/>
-          <w:lang w:val="en-US"/>
         </w:rPr>
       </w:pPr>
       <w:r>
@@ -950,19 +940,133 @@
           <w:rFonts w:ascii="Times New Roman" w:hAnsi="Times New Roman" w:cs="Times New Roman"/>
           <w:b/>
           <w:bCs/>
-        </w:rPr>
-      </w:pPr>
-    </w:p>
-    <w:p>
-      <w:pPr>
-        <w:pStyle w:val="2"/>
-        <w:spacing w:line="240" w:lineRule="auto"/>
+          <w:lang w:val="en-US"/>
+        </w:rPr>
+      </w:pPr>
+      <w:r>
         <w:rPr>
           <w:rFonts w:ascii="Times New Roman" w:hAnsi="Times New Roman" w:cs="Times New Roman"/>
           <w:b/>
           <w:bCs/>
         </w:rPr>
-      </w:pPr>
+        <w:drawing>
+          <wp:inline distT="0" distB="0" distL="0" distR="0" wp14:anchorId="07DF6758" wp14:editId="554C32CB">
+            <wp:extent cx="5940425" cy="365760"/>
+            <wp:effectExtent l="0" t="0" r="3175" b="0"/>
+            <wp:docPr id="996644184" name="Рисунок 1"/>
+            <wp:cNvGraphicFramePr>
+              <a:graphicFrameLocks xmlns:a="http://schemas.openxmlformats.org/drawingml/2006/main" noChangeAspect="1"/>
+            </wp:cNvGraphicFramePr>
+            <a:graphic xmlns:a="http://schemas.openxmlformats.org/drawingml/2006/main">
+              <a:graphicData uri="http://schemas.openxmlformats.org/drawingml/2006/picture">
+                <pic:pic xmlns:pic="http://schemas.openxmlformats.org/drawingml/2006/picture">
+                  <pic:nvPicPr>
+                    <pic:cNvPr id="996644184" name=""/>
+                    <pic:cNvPicPr/>
+                  </pic:nvPicPr>
+                  <pic:blipFill>
+                    <a:blip r:embed="rId5"/>
+                    <a:stretch>
+                      <a:fillRect/>
+                    </a:stretch>
+                  </pic:blipFill>
+                  <pic:spPr>
+                    <a:xfrm>
+                      <a:off x="0" y="0"/>
+                      <a:ext cx="5940425" cy="365760"/>
+                    </a:xfrm>
+                    <a:prstGeom prst="rect">
+                      <a:avLst/>
+                    </a:prstGeom>
+                  </pic:spPr>
+                </pic:pic>
+              </a:graphicData>
+            </a:graphic>
+          </wp:inline>
+        </w:drawing>
+      </w:r>
+    </w:p>
+    <w:p>
+      <w:pPr>
+        <w:rPr>
+          <w:lang w:val="en-US"/>
+        </w:rPr>
+      </w:pPr>
+      <w:r>
+        <w:rPr>
+          <w:lang w:val="en-US"/>
+        </w:rPr>
+        <w:t>Ip:</w:t>
+      </w:r>
+      <w:r>
+        <w:rPr>
+          <w:lang w:val="en-US"/>
+        </w:rPr>
+        <w:br/>
+      </w:r>
+      <w:proofErr w:type="spellStart"/>
+      <w:r>
+        <w:t>вм</w:t>
+      </w:r>
+      <w:proofErr w:type="spellEnd"/>
+      <w:r>
+        <w:t>_</w:t>
+      </w:r>
+      <w:r>
+        <w:rPr>
+          <w:lang w:val="en-US"/>
+        </w:rPr>
+        <w:t>1.</w:t>
+      </w:r>
+      <w:r>
+        <w:t xml:space="preserve"> </w:t>
+      </w:r>
+      <w:r>
+        <w:rPr>
+          <w:lang w:val="en-US"/>
+        </w:rPr>
+        <w:t xml:space="preserve">192.168.31.119 </w:t>
+      </w:r>
+      <w:r>
+        <w:rPr>
+          <w:lang w:val="en-US"/>
+        </w:rPr>
+        <w:br/>
+      </w:r>
+      <w:proofErr w:type="spellStart"/>
+      <w:r>
+        <w:t>вм</w:t>
+      </w:r>
+      <w:proofErr w:type="spellEnd"/>
+      <w:r>
+        <w:t>_</w:t>
+      </w:r>
+      <w:r>
+        <w:rPr>
+          <w:lang w:val="en-US"/>
+        </w:rPr>
+        <w:t>2. 192.168.31.66</w:t>
+      </w:r>
+      <w:r>
+        <w:rPr>
+          <w:lang w:val="en-US"/>
+        </w:rPr>
+        <w:br/>
+      </w:r>
+      <w:proofErr w:type="spellStart"/>
+      <w:r>
+        <w:t>вм</w:t>
+      </w:r>
+      <w:proofErr w:type="spellEnd"/>
+      <w:r>
+        <w:t>_</w:t>
+      </w:r>
+      <w:r>
+        <w:rPr>
+          <w:lang w:val="en-US"/>
+        </w:rPr>
+        <w:t>3. 192.168.31.170</w:t>
+      </w:r>
     </w:p>
     <w:p>
       <w:pPr>
@@ -972,6 +1076,7 @@
           <w:rFonts w:ascii="Times New Roman" w:hAnsi="Times New Roman" w:cs="Times New Roman"/>
           <w:b/>
           <w:bCs/>
+          <w:lang w:val="en-US"/>
         </w:rPr>
       </w:pPr>
       <w:r>
@@ -980,6 +1085,626 @@
           <w:b/>
           <w:bCs/>
         </w:rPr>
+        <w:lastRenderedPageBreak/>
+        <w:drawing>
+          <wp:inline distT="0" distB="0" distL="0" distR="0" wp14:anchorId="28A845F6" wp14:editId="43336A47">
+            <wp:extent cx="5940425" cy="3198495"/>
+            <wp:effectExtent l="0" t="0" r="3175" b="1905"/>
+            <wp:docPr id="460303878" name="Рисунок 1"/>
+            <wp:cNvGraphicFramePr>
+              <a:graphicFrameLocks xmlns:a="http://schemas.openxmlformats.org/drawingml/2006/main" noChangeAspect="1"/>
+            </wp:cNvGraphicFramePr>
+            <a:graphic xmlns:a="http://schemas.openxmlformats.org/drawingml/2006/main">
+              <a:graphicData uri="http://schemas.openxmlformats.org/drawingml/2006/picture">
+                <pic:pic xmlns:pic="http://schemas.openxmlformats.org/drawingml/2006/picture">
+                  <pic:nvPicPr>
+                    <pic:cNvPr id="460303878" name=""/>
+                    <pic:cNvPicPr/>
+                  </pic:nvPicPr>
+                  <pic:blipFill>
+                    <a:blip r:embed="rId6"/>
+                    <a:stretch>
+                      <a:fillRect/>
+                    </a:stretch>
+                  </pic:blipFill>
+                  <pic:spPr>
+                    <a:xfrm>
+                      <a:off x="0" y="0"/>
+                      <a:ext cx="5940425" cy="3198495"/>
+                    </a:xfrm>
+                    <a:prstGeom prst="rect">
+                      <a:avLst/>
+                    </a:prstGeom>
+                  </pic:spPr>
+                </pic:pic>
+              </a:graphicData>
+            </a:graphic>
+          </wp:inline>
+        </w:drawing>
+      </w:r>
+    </w:p>
+    <w:p>
+      <w:pPr>
+        <w:rPr>
+          <w:lang w:val="en-US"/>
+        </w:rPr>
+      </w:pPr>
+      <w:r>
+        <w:rPr>
+          <w:lang w:val="en-US"/>
+        </w:rPr>
+        <w:drawing>
+          <wp:inline distT="0" distB="0" distL="0" distR="0" wp14:anchorId="4F109E12" wp14:editId="213EF21F">
+            <wp:extent cx="5940425" cy="1076960"/>
+            <wp:effectExtent l="0" t="0" r="3175" b="8890"/>
+            <wp:docPr id="627645536" name="Рисунок 1"/>
+            <wp:cNvGraphicFramePr>
+              <a:graphicFrameLocks xmlns:a="http://schemas.openxmlformats.org/drawingml/2006/main" noChangeAspect="1"/>
+            </wp:cNvGraphicFramePr>
+            <a:graphic xmlns:a="http://schemas.openxmlformats.org/drawingml/2006/main">
+              <a:graphicData uri="http://schemas.openxmlformats.org/drawingml/2006/picture">
+                <pic:pic xmlns:pic="http://schemas.openxmlformats.org/drawingml/2006/picture">
+                  <pic:nvPicPr>
+                    <pic:cNvPr id="627645536" name=""/>
+                    <pic:cNvPicPr/>
+                  </pic:nvPicPr>
+                  <pic:blipFill>
+                    <a:blip r:embed="rId7"/>
+                    <a:stretch>
+                      <a:fillRect/>
+                    </a:stretch>
+                  </pic:blipFill>
+                  <pic:spPr>
+                    <a:xfrm>
+                      <a:off x="0" y="0"/>
+                      <a:ext cx="5940425" cy="1076960"/>
+                    </a:xfrm>
+                    <a:prstGeom prst="rect">
+                      <a:avLst/>
+                    </a:prstGeom>
+                  </pic:spPr>
+                </pic:pic>
+              </a:graphicData>
+            </a:graphic>
+          </wp:inline>
+        </w:drawing>
+      </w:r>
+    </w:p>
+    <w:p>
+      <w:pPr>
+        <w:rPr>
+          <w:lang w:val="en-US"/>
+        </w:rPr>
+      </w:pPr>
+      <w:r>
+        <w:rPr>
+          <w:lang w:val="en-US"/>
+        </w:rPr>
+        <w:drawing>
+          <wp:inline distT="0" distB="0" distL="0" distR="0" wp14:anchorId="3FBA562F" wp14:editId="424BED44">
+            <wp:extent cx="5940425" cy="876935"/>
+            <wp:effectExtent l="0" t="0" r="3175" b="0"/>
+            <wp:docPr id="1389047188" name="Рисунок 1"/>
+            <wp:cNvGraphicFramePr>
+              <a:graphicFrameLocks xmlns:a="http://schemas.openxmlformats.org/drawingml/2006/main" noChangeAspect="1"/>
+            </wp:cNvGraphicFramePr>
+            <a:graphic xmlns:a="http://schemas.openxmlformats.org/drawingml/2006/main">
+              <a:graphicData uri="http://schemas.openxmlformats.org/drawingml/2006/picture">
+                <pic:pic xmlns:pic="http://schemas.openxmlformats.org/drawingml/2006/picture">
+                  <pic:nvPicPr>
+                    <pic:cNvPr id="1389047188" name=""/>
+                    <pic:cNvPicPr/>
+                  </pic:nvPicPr>
+                  <pic:blipFill>
+                    <a:blip r:embed="rId8"/>
+                    <a:stretch>
+                      <a:fillRect/>
+                    </a:stretch>
+                  </pic:blipFill>
+                  <pic:spPr>
+                    <a:xfrm>
+                      <a:off x="0" y="0"/>
+                      <a:ext cx="5940425" cy="876935"/>
+                    </a:xfrm>
+                    <a:prstGeom prst="rect">
+                      <a:avLst/>
+                    </a:prstGeom>
+                  </pic:spPr>
+                </pic:pic>
+              </a:graphicData>
+            </a:graphic>
+          </wp:inline>
+        </w:drawing>
+      </w:r>
+    </w:p>
+    <w:p>
+      <w:pPr>
+        <w:rPr>
+          <w:lang w:val="en-US"/>
+        </w:rPr>
+      </w:pPr>
+      <w:r>
+        <w:rPr>
+          <w:noProof/>
+        </w:rPr>
+        <w:drawing>
+          <wp:inline distT="0" distB="0" distL="0" distR="0" wp14:anchorId="3AFACB6A" wp14:editId="425A7C19">
+            <wp:extent cx="5333333" cy="200000"/>
+            <wp:effectExtent l="0" t="0" r="0" b="0"/>
+            <wp:docPr id="835707945" name="Рисунок 1"/>
+            <wp:cNvGraphicFramePr>
+              <a:graphicFrameLocks xmlns:a="http://schemas.openxmlformats.org/drawingml/2006/main" noChangeAspect="1"/>
+            </wp:cNvGraphicFramePr>
+            <a:graphic xmlns:a="http://schemas.openxmlformats.org/drawingml/2006/main">
+              <a:graphicData uri="http://schemas.openxmlformats.org/drawingml/2006/picture">
+                <pic:pic xmlns:pic="http://schemas.openxmlformats.org/drawingml/2006/picture">
+                  <pic:nvPicPr>
+                    <pic:cNvPr id="835707945" name=""/>
+                    <pic:cNvPicPr/>
+                  </pic:nvPicPr>
+                  <pic:blipFill>
+                    <a:blip r:embed="rId9"/>
+                    <a:stretch>
+                      <a:fillRect/>
+                    </a:stretch>
+                  </pic:blipFill>
+                  <pic:spPr>
+                    <a:xfrm>
+                      <a:off x="0" y="0"/>
+                      <a:ext cx="5333333" cy="200000"/>
+                    </a:xfrm>
+                    <a:prstGeom prst="rect">
+                      <a:avLst/>
+                    </a:prstGeom>
+                  </pic:spPr>
+                </pic:pic>
+              </a:graphicData>
+            </a:graphic>
+          </wp:inline>
+        </w:drawing>
+      </w:r>
+    </w:p>
+    <w:p>
+      <w:pPr>
+        <w:rPr>
+          <w:lang w:val="en-US"/>
+        </w:rPr>
+      </w:pPr>
+      <w:r>
+        <w:rPr>
+          <w:lang w:val="en-US"/>
+        </w:rPr>
+        <w:drawing>
+          <wp:inline distT="0" distB="0" distL="0" distR="0" wp14:anchorId="41257452" wp14:editId="18E1B848">
+            <wp:extent cx="5940425" cy="215900"/>
+            <wp:effectExtent l="0" t="0" r="3175" b="0"/>
+            <wp:docPr id="188590787" name="Рисунок 1"/>
+            <wp:cNvGraphicFramePr>
+              <a:graphicFrameLocks xmlns:a="http://schemas.openxmlformats.org/drawingml/2006/main" noChangeAspect="1"/>
+            </wp:cNvGraphicFramePr>
+            <a:graphic xmlns:a="http://schemas.openxmlformats.org/drawingml/2006/main">
+              <a:graphicData uri="http://schemas.openxmlformats.org/drawingml/2006/picture">
+                <pic:pic xmlns:pic="http://schemas.openxmlformats.org/drawingml/2006/picture">
+                  <pic:nvPicPr>
+                    <pic:cNvPr id="188590787" name=""/>
+                    <pic:cNvPicPr/>
+                  </pic:nvPicPr>
+                  <pic:blipFill>
+                    <a:blip r:embed="rId10"/>
+                    <a:stretch>
+                      <a:fillRect/>
+                    </a:stretch>
+                  </pic:blipFill>
+                  <pic:spPr>
+                    <a:xfrm>
+                      <a:off x="0" y="0"/>
+                      <a:ext cx="5940425" cy="215900"/>
+                    </a:xfrm>
+                    <a:prstGeom prst="rect">
+                      <a:avLst/>
+                    </a:prstGeom>
+                  </pic:spPr>
+                </pic:pic>
+              </a:graphicData>
+            </a:graphic>
+          </wp:inline>
+        </w:drawing>
+      </w:r>
+    </w:p>
+    <w:p>
+      <w:pPr>
+        <w:rPr>
+          <w:lang w:val="en-US"/>
+        </w:rPr>
+      </w:pPr>
+      <w:r>
+        <w:rPr>
+          <w:lang w:val="en-US"/>
+        </w:rPr>
+        <w:drawing>
+          <wp:inline distT="0" distB="0" distL="0" distR="0" wp14:anchorId="588D2811" wp14:editId="3A46E7DF">
+            <wp:extent cx="4867954" cy="133369"/>
+            <wp:effectExtent l="0" t="0" r="0" b="0"/>
+            <wp:docPr id="2007149413" name="Рисунок 1"/>
+            <wp:cNvGraphicFramePr>
+              <a:graphicFrameLocks xmlns:a="http://schemas.openxmlformats.org/drawingml/2006/main" noChangeAspect="1"/>
+            </wp:cNvGraphicFramePr>
+            <a:graphic xmlns:a="http://schemas.openxmlformats.org/drawingml/2006/main">
+              <a:graphicData uri="http://schemas.openxmlformats.org/drawingml/2006/picture">
+                <pic:pic xmlns:pic="http://schemas.openxmlformats.org/drawingml/2006/picture">
+                  <pic:nvPicPr>
+                    <pic:cNvPr id="2007149413" name=""/>
+                    <pic:cNvPicPr/>
+                  </pic:nvPicPr>
+                  <pic:blipFill>
+                    <a:blip r:embed="rId11"/>
+                    <a:stretch>
+                      <a:fillRect/>
+                    </a:stretch>
+                  </pic:blipFill>
+                  <pic:spPr>
+                    <a:xfrm>
+                      <a:off x="0" y="0"/>
+                      <a:ext cx="4867954" cy="133369"/>
+                    </a:xfrm>
+                    <a:prstGeom prst="rect">
+                      <a:avLst/>
+                    </a:prstGeom>
+                  </pic:spPr>
+                </pic:pic>
+              </a:graphicData>
+            </a:graphic>
+          </wp:inline>
+        </w:drawing>
+      </w:r>
+    </w:p>
+    <w:p>
+      <w:pPr>
+        <w:rPr>
+          <w:lang w:val="en-US"/>
+        </w:rPr>
+      </w:pPr>
+      <w:r>
+        <w:rPr>
+          <w:lang w:val="en-US"/>
+        </w:rPr>
+        <w:lastRenderedPageBreak/>
+        <w:drawing>
+          <wp:inline distT="0" distB="0" distL="0" distR="0" wp14:anchorId="0CD8E82A" wp14:editId="784F59C3">
+            <wp:extent cx="4734586" cy="3515216"/>
+            <wp:effectExtent l="0" t="0" r="8890" b="9525"/>
+            <wp:docPr id="401923965" name="Рисунок 1"/>
+            <wp:cNvGraphicFramePr>
+              <a:graphicFrameLocks xmlns:a="http://schemas.openxmlformats.org/drawingml/2006/main" noChangeAspect="1"/>
+            </wp:cNvGraphicFramePr>
+            <a:graphic xmlns:a="http://schemas.openxmlformats.org/drawingml/2006/main">
+              <a:graphicData uri="http://schemas.openxmlformats.org/drawingml/2006/picture">
+                <pic:pic xmlns:pic="http://schemas.openxmlformats.org/drawingml/2006/picture">
+                  <pic:nvPicPr>
+                    <pic:cNvPr id="401923965" name=""/>
+                    <pic:cNvPicPr/>
+                  </pic:nvPicPr>
+                  <pic:blipFill>
+                    <a:blip r:embed="rId12"/>
+                    <a:stretch>
+                      <a:fillRect/>
+                    </a:stretch>
+                  </pic:blipFill>
+                  <pic:spPr>
+                    <a:xfrm>
+                      <a:off x="0" y="0"/>
+                      <a:ext cx="4734586" cy="3515216"/>
+                    </a:xfrm>
+                    <a:prstGeom prst="rect">
+                      <a:avLst/>
+                    </a:prstGeom>
+                  </pic:spPr>
+                </pic:pic>
+              </a:graphicData>
+            </a:graphic>
+          </wp:inline>
+        </w:drawing>
+      </w:r>
+    </w:p>
+    <w:p>
+      <w:r>
+        <w:drawing>
+          <wp:inline distT="0" distB="0" distL="0" distR="0" wp14:anchorId="35F14E97" wp14:editId="349A7AE3">
+            <wp:extent cx="5940425" cy="591185"/>
+            <wp:effectExtent l="0" t="0" r="3175" b="0"/>
+            <wp:docPr id="434175571" name="Рисунок 1"/>
+            <wp:cNvGraphicFramePr>
+              <a:graphicFrameLocks xmlns:a="http://schemas.openxmlformats.org/drawingml/2006/main" noChangeAspect="1"/>
+            </wp:cNvGraphicFramePr>
+            <a:graphic xmlns:a="http://schemas.openxmlformats.org/drawingml/2006/main">
+              <a:graphicData uri="http://schemas.openxmlformats.org/drawingml/2006/picture">
+                <pic:pic xmlns:pic="http://schemas.openxmlformats.org/drawingml/2006/picture">
+                  <pic:nvPicPr>
+                    <pic:cNvPr id="434175571" name=""/>
+                    <pic:cNvPicPr/>
+                  </pic:nvPicPr>
+                  <pic:blipFill>
+                    <a:blip r:embed="rId13"/>
+                    <a:stretch>
+                      <a:fillRect/>
+                    </a:stretch>
+                  </pic:blipFill>
+                  <pic:spPr>
+                    <a:xfrm>
+                      <a:off x="0" y="0"/>
+                      <a:ext cx="5940425" cy="591185"/>
+                    </a:xfrm>
+                    <a:prstGeom prst="rect">
+                      <a:avLst/>
+                    </a:prstGeom>
+                  </pic:spPr>
+                </pic:pic>
+              </a:graphicData>
+            </a:graphic>
+          </wp:inline>
+        </w:drawing>
+      </w:r>
+    </w:p>
+    <w:p>
+      <w:pPr>
+        <w:rPr>
+          <w:lang w:val="en-US"/>
+        </w:rPr>
+      </w:pPr>
+      <w:r>
+        <w:rPr>
+          <w:lang w:val="en-US"/>
+        </w:rPr>
+        <w:drawing>
+          <wp:inline distT="0" distB="0" distL="0" distR="0" wp14:anchorId="36AF7C5A" wp14:editId="7E989603">
+            <wp:extent cx="5940425" cy="2730500"/>
+            <wp:effectExtent l="0" t="0" r="3175" b="0"/>
+            <wp:docPr id="1167246378" name="Рисунок 1"/>
+            <wp:cNvGraphicFramePr>
+              <a:graphicFrameLocks xmlns:a="http://schemas.openxmlformats.org/drawingml/2006/main" noChangeAspect="1"/>
+            </wp:cNvGraphicFramePr>
+            <a:graphic xmlns:a="http://schemas.openxmlformats.org/drawingml/2006/main">
+              <a:graphicData uri="http://schemas.openxmlformats.org/drawingml/2006/picture">
+                <pic:pic xmlns:pic="http://schemas.openxmlformats.org/drawingml/2006/picture">
+                  <pic:nvPicPr>
+                    <pic:cNvPr id="1167246378" name=""/>
+                    <pic:cNvPicPr/>
+                  </pic:nvPicPr>
+                  <pic:blipFill>
+                    <a:blip r:embed="rId14"/>
+                    <a:stretch>
+                      <a:fillRect/>
+                    </a:stretch>
+                  </pic:blipFill>
+                  <pic:spPr>
+                    <a:xfrm>
+                      <a:off x="0" y="0"/>
+                      <a:ext cx="5940425" cy="2730500"/>
+                    </a:xfrm>
+                    <a:prstGeom prst="rect">
+                      <a:avLst/>
+                    </a:prstGeom>
+                  </pic:spPr>
+                </pic:pic>
+              </a:graphicData>
+            </a:graphic>
+          </wp:inline>
+        </w:drawing>
+      </w:r>
+    </w:p>
+    <w:p>
+      <w:pPr>
+        <w:rPr>
+          <w:lang w:val="en-US"/>
+        </w:rPr>
+      </w:pPr>
+      <w:r>
+        <w:rPr>
+          <w:lang w:val="en-US"/>
+        </w:rPr>
+        <w:drawing>
+          <wp:inline distT="0" distB="0" distL="0" distR="0" wp14:anchorId="1EFD7BD0" wp14:editId="22CFC568">
+            <wp:extent cx="5940425" cy="1553845"/>
+            <wp:effectExtent l="0" t="0" r="3175" b="8255"/>
+            <wp:docPr id="1045234470" name="Рисунок 1"/>
+            <wp:cNvGraphicFramePr>
+              <a:graphicFrameLocks xmlns:a="http://schemas.openxmlformats.org/drawingml/2006/main" noChangeAspect="1"/>
+            </wp:cNvGraphicFramePr>
+            <a:graphic xmlns:a="http://schemas.openxmlformats.org/drawingml/2006/main">
+              <a:graphicData uri="http://schemas.openxmlformats.org/drawingml/2006/picture">
+                <pic:pic xmlns:pic="http://schemas.openxmlformats.org/drawingml/2006/picture">
+                  <pic:nvPicPr>
+                    <pic:cNvPr id="1045234470" name=""/>
+                    <pic:cNvPicPr/>
+                  </pic:nvPicPr>
+                  <pic:blipFill>
+                    <a:blip r:embed="rId15"/>
+                    <a:stretch>
+                      <a:fillRect/>
+                    </a:stretch>
+                  </pic:blipFill>
+                  <pic:spPr>
+                    <a:xfrm>
+                      <a:off x="0" y="0"/>
+                      <a:ext cx="5940425" cy="1553845"/>
+                    </a:xfrm>
+                    <a:prstGeom prst="rect">
+                      <a:avLst/>
+                    </a:prstGeom>
+                  </pic:spPr>
+                </pic:pic>
+              </a:graphicData>
+            </a:graphic>
+          </wp:inline>
+        </w:drawing>
+      </w:r>
+    </w:p>
+    <w:p>
+      <w:pPr>
+        <w:rPr>
+          <w:lang w:val="en-US"/>
+        </w:rPr>
+      </w:pPr>
+      <w:r>
+        <w:rPr>
+          <w:lang w:val="en-US"/>
+        </w:rPr>
+        <w:lastRenderedPageBreak/>
+        <w:drawing>
+          <wp:inline distT="0" distB="0" distL="0" distR="0" wp14:anchorId="46B8AA47" wp14:editId="1C1C5F56">
+            <wp:extent cx="5940425" cy="1748155"/>
+            <wp:effectExtent l="0" t="0" r="3175" b="4445"/>
+            <wp:docPr id="548853930" name="Рисунок 1"/>
+            <wp:cNvGraphicFramePr>
+              <a:graphicFrameLocks xmlns:a="http://schemas.openxmlformats.org/drawingml/2006/main" noChangeAspect="1"/>
+            </wp:cNvGraphicFramePr>
+            <a:graphic xmlns:a="http://schemas.openxmlformats.org/drawingml/2006/main">
+              <a:graphicData uri="http://schemas.openxmlformats.org/drawingml/2006/picture">
+                <pic:pic xmlns:pic="http://schemas.openxmlformats.org/drawingml/2006/picture">
+                  <pic:nvPicPr>
+                    <pic:cNvPr id="548853930" name=""/>
+                    <pic:cNvPicPr/>
+                  </pic:nvPicPr>
+                  <pic:blipFill>
+                    <a:blip r:embed="rId16"/>
+                    <a:stretch>
+                      <a:fillRect/>
+                    </a:stretch>
+                  </pic:blipFill>
+                  <pic:spPr>
+                    <a:xfrm>
+                      <a:off x="0" y="0"/>
+                      <a:ext cx="5940425" cy="1748155"/>
+                    </a:xfrm>
+                    <a:prstGeom prst="rect">
+                      <a:avLst/>
+                    </a:prstGeom>
+                  </pic:spPr>
+                </pic:pic>
+              </a:graphicData>
+            </a:graphic>
+          </wp:inline>
+        </w:drawing>
+      </w:r>
+    </w:p>
+    <w:p>
+      <w:pPr>
+        <w:rPr>
+          <w:lang w:val="en-US"/>
+        </w:rPr>
+      </w:pPr>
+      <w:r>
+        <w:rPr>
+          <w:lang w:val="en-US"/>
+        </w:rPr>
+        <w:drawing>
+          <wp:inline distT="0" distB="0" distL="0" distR="0" wp14:anchorId="3525FD63" wp14:editId="3277E1F6">
+            <wp:extent cx="5940425" cy="2856230"/>
+            <wp:effectExtent l="0" t="0" r="3175" b="1270"/>
+            <wp:docPr id="1186880172" name="Рисунок 1"/>
+            <wp:cNvGraphicFramePr>
+              <a:graphicFrameLocks xmlns:a="http://schemas.openxmlformats.org/drawingml/2006/main" noChangeAspect="1"/>
+            </wp:cNvGraphicFramePr>
+            <a:graphic xmlns:a="http://schemas.openxmlformats.org/drawingml/2006/main">
+              <a:graphicData uri="http://schemas.openxmlformats.org/drawingml/2006/picture">
+                <pic:pic xmlns:pic="http://schemas.openxmlformats.org/drawingml/2006/picture">
+                  <pic:nvPicPr>
+                    <pic:cNvPr id="1186880172" name=""/>
+                    <pic:cNvPicPr/>
+                  </pic:nvPicPr>
+                  <pic:blipFill>
+                    <a:blip r:embed="rId17"/>
+                    <a:stretch>
+                      <a:fillRect/>
+                    </a:stretch>
+                  </pic:blipFill>
+                  <pic:spPr>
+                    <a:xfrm>
+                      <a:off x="0" y="0"/>
+                      <a:ext cx="5940425" cy="2856230"/>
+                    </a:xfrm>
+                    <a:prstGeom prst="rect">
+                      <a:avLst/>
+                    </a:prstGeom>
+                  </pic:spPr>
+                </pic:pic>
+              </a:graphicData>
+            </a:graphic>
+          </wp:inline>
+        </w:drawing>
+      </w:r>
+    </w:p>
+    <w:p>
+      <w:pPr>
+        <w:rPr>
+          <w:lang w:val="en-US"/>
+        </w:rPr>
+      </w:pPr>
+    </w:p>
+    <w:p>
+      <w:pPr>
+        <w:rPr>
+          <w:lang w:val="en-US"/>
+        </w:rPr>
+      </w:pPr>
+      <w:r>
+        <w:rPr>
+          <w:lang w:val="en-US"/>
+        </w:rPr>
+        <w:drawing>
+          <wp:inline distT="0" distB="0" distL="0" distR="0" wp14:anchorId="601916CC" wp14:editId="5E779315">
+            <wp:extent cx="5940425" cy="2956560"/>
+            <wp:effectExtent l="0" t="0" r="3175" b="0"/>
+            <wp:docPr id="1201357300" name="Рисунок 1"/>
+            <wp:cNvGraphicFramePr>
+              <a:graphicFrameLocks xmlns:a="http://schemas.openxmlformats.org/drawingml/2006/main" noChangeAspect="1"/>
+            </wp:cNvGraphicFramePr>
+            <a:graphic xmlns:a="http://schemas.openxmlformats.org/drawingml/2006/main">
+              <a:graphicData uri="http://schemas.openxmlformats.org/drawingml/2006/picture">
+                <pic:pic xmlns:pic="http://schemas.openxmlformats.org/drawingml/2006/picture">
+                  <pic:nvPicPr>
+                    <pic:cNvPr id="1201357300" name=""/>
+                    <pic:cNvPicPr/>
+                  </pic:nvPicPr>
+                  <pic:blipFill>
+                    <a:blip r:embed="rId18"/>
+                    <a:stretch>
+                      <a:fillRect/>
+                    </a:stretch>
+                  </pic:blipFill>
+                  <pic:spPr>
+                    <a:xfrm>
+                      <a:off x="0" y="0"/>
+                      <a:ext cx="5940425" cy="2956560"/>
+                    </a:xfrm>
+                    <a:prstGeom prst="rect">
+                      <a:avLst/>
+                    </a:prstGeom>
+                  </pic:spPr>
+                </pic:pic>
+              </a:graphicData>
+            </a:graphic>
+          </wp:inline>
+        </w:drawing>
+      </w:r>
+    </w:p>
+    <w:p>
+      <w:pPr>
+        <w:pStyle w:val="2"/>
+        <w:spacing w:line="240" w:lineRule="auto"/>
+        <w:rPr>
+          <w:rFonts w:ascii="Times New Roman" w:hAnsi="Times New Roman" w:cs="Times New Roman"/>
+          <w:b/>
+          <w:bCs/>
+        </w:rPr>
+      </w:pPr>
+      <w:r>
+        <w:rPr>
+          <w:rFonts w:ascii="Times New Roman" w:hAnsi="Times New Roman" w:cs="Times New Roman"/>
+          <w:b/>
+          <w:bCs/>
+        </w:rPr>
+        <w:lastRenderedPageBreak/>
         <w:t xml:space="preserve">Заключение </w:t>
       </w:r>
     </w:p>
@@ -992,7 +1717,6 @@
           <w:color w:val="auto"/>
           <w:sz w:val="22"/>
           <w:szCs w:val="22"/>
-          <w:lang w:val="en-US"/>
         </w:rPr>
       </w:pPr>
       <w:r>
@@ -1571,14 +2295,7 @@
         <w:rPr>
           <w:rFonts w:ascii="Times New Roman" w:hAnsi="Times New Roman" w:cs="Times New Roman"/>
         </w:rPr>
-        <w:t xml:space="preserve"> позволяют декларативно описывать желаемое состояние системы, организовывать многоэтапные процессы, выполнять задачи синхронно или асинхронно, использовать условия, циклы, блоки и обработчики. Они предназначены для </w:t>
-      </w:r>
-      <w:r>
-        <w:rPr>
-          <w:rFonts w:ascii="Times New Roman" w:hAnsi="Times New Roman" w:cs="Times New Roman"/>
-        </w:rPr>
-        <w:lastRenderedPageBreak/>
-        <w:t>многократного использования, легко помещаются под контроль версий и обеспечивают воспроизводимость развёртывания сложных приложений.</w:t>
+        <w:t xml:space="preserve"> позволяют декларативно описывать желаемое состояние системы, организовывать многоэтапные процессы, выполнять задачи синхронно или асинхронно, использовать условия, циклы, блоки и обработчики. Они предназначены для многократного использования, легко помещаются под контроль версий и обеспечивают воспроизводимость развёртывания сложных приложений.</w:t>
       </w:r>
     </w:p>
     <w:p>
@@ -2857,6 +3574,7 @@
   <w:style w:type="character" w:default="1" w:styleId="a0">
     <w:name w:val="Default Paragraph Font"/>
     <w:uiPriority w:val="1"/>
+    <w:semiHidden/>
     <w:unhideWhenUsed/>
   </w:style>
   <w:style w:type="table" w:default="1" w:styleId="a1">
